--- a/docs/功能介绍与进展汇报_给导师_20261012.docx
+++ b/docs/功能介绍与进展汇报_给导师_20261012.docx
@@ -1596,6 +1596,1383 @@
         <w:t>这套系统目前的状态是：代谢网络和辅因子供给预测已经可以实用（误差个位数百分比，毫秒级），酶动力学数值预测可以用于相对排序但绝对精度有限，而"预测能否指导真实菌株改造"这一核心问题尚未通过实验验证——卡点不在计算，而在缺一批独立实验数据。</w:t>
       </w:r>
     </w:p>
+    <w:p/>
+    <w:p>
+      <w:pPr>
+        <w:pStyle w:val="Title"/>
+      </w:pPr>
+      <w:r>
+        <w:t>附录：数据请求发送清单（一页）</w:t>
+      </w:r>
+    </w:p>
+    <w:p>
+      <w:r>
+        <w:t>本附录是操作性内容，供决定"发哪些、以谁的名义发"时使用。含第三方研究者的联系邮箱，</w:t>
+      </w:r>
+      <w:r>
+        <w:rPr>
+          <w:b/>
+        </w:rPr>
+        <w:t>请勿对外流传本页</w:t>
+      </w:r>
+      <w:r>
+        <w:t>。</w:t>
+      </w:r>
+    </w:p>
+    <w:p>
+      <w:pPr>
+        <w:pStyle w:val="Heading1"/>
+      </w:pPr>
+      <w:r>
+        <w:t>发送前的统一准备（三分钟，一次做完）</w:t>
+      </w:r>
+    </w:p>
+    <w:p>
+      <w:r>
+        <w:t>全部草稿末尾都有同样三个空位，填一次即可复制到每封：</w:t>
+      </w:r>
+    </w:p>
+    <w:tbl>
+      <w:tblPr>
+        <w:tblStyle w:val="TableGrid"/>
+        <w:tblW w:type="auto" w:w="0"/>
+        <w:tblLook w:firstColumn="1" w:firstRow="1" w:lastColumn="0" w:lastRow="0" w:noHBand="0" w:noVBand="1" w:val="04A0"/>
+      </w:tblPr>
+      <w:tblGrid>
+        <w:gridCol w:w="4320"/>
+        <w:gridCol w:w="4320"/>
+      </w:tblGrid>
+      <w:tr>
+        <w:tc>
+          <w:tcPr>
+            <w:tcW w:type="dxa" w:w="4320"/>
+          </w:tcPr>
+          <w:p>
+            <w:r>
+              <w:rPr>
+                <w:b/>
+                <w:sz w:val="18"/>
+              </w:rPr>
+              <w:t>待填字段</w:t>
+            </w:r>
+          </w:p>
+        </w:tc>
+        <w:tc>
+          <w:tcPr>
+            <w:tcW w:type="dxa" w:w="4320"/>
+          </w:tcPr>
+          <w:p>
+            <w:r>
+              <w:rPr>
+                <w:b/>
+                <w:sz w:val="18"/>
+              </w:rPr>
+              <w:t>内容</w:t>
+            </w:r>
+          </w:p>
+        </w:tc>
+      </w:tr>
+      <w:tr>
+        <w:tc>
+          <w:tcPr>
+            <w:tcW w:type="dxa" w:w="4320"/>
+          </w:tcPr>
+          <w:p>
+            <w:r>
+              <w:rPr>
+                <w:rFonts w:ascii="Consolas" w:hAnsi="Consolas"/>
+                <w:sz w:val="18"/>
+              </w:rPr>
+              <w:t>[SENDER NAME]</w:t>
+            </w:r>
+          </w:p>
+        </w:tc>
+        <w:tc>
+          <w:tcPr>
+            <w:tcW w:type="dxa" w:w="4320"/>
+          </w:tcPr>
+          <w:p>
+            <w:r>
+              <w:rPr>
+                <w:sz w:val="18"/>
+              </w:rPr>
+              <w:t>发件人姓名（建议以导师或课题组成员名义）</w:t>
+            </w:r>
+          </w:p>
+        </w:tc>
+      </w:tr>
+      <w:tr>
+        <w:tc>
+          <w:tcPr>
+            <w:tcW w:type="dxa" w:w="4320"/>
+          </w:tcPr>
+          <w:p>
+            <w:r>
+              <w:rPr>
+                <w:rFonts w:ascii="Consolas" w:hAnsi="Consolas"/>
+                <w:sz w:val="18"/>
+              </w:rPr>
+              <w:t>[ORGANIZATION]</w:t>
+            </w:r>
+          </w:p>
+        </w:tc>
+        <w:tc>
+          <w:tcPr>
+            <w:tcW w:type="dxa" w:w="4320"/>
+          </w:tcPr>
+          <w:p>
+            <w:r>
+              <w:rPr>
+                <w:sz w:val="18"/>
+              </w:rPr>
+              <w:t>单位全称</w:t>
+            </w:r>
+          </w:p>
+        </w:tc>
+      </w:tr>
+      <w:tr>
+        <w:tc>
+          <w:tcPr>
+            <w:tcW w:type="dxa" w:w="4320"/>
+          </w:tcPr>
+          <w:p>
+            <w:r>
+              <w:rPr>
+                <w:rFonts w:ascii="Consolas" w:hAnsi="Consolas"/>
+                <w:sz w:val="18"/>
+              </w:rPr>
+              <w:t>[CONTACT]</w:t>
+            </w:r>
+          </w:p>
+        </w:tc>
+        <w:tc>
+          <w:tcPr>
+            <w:tcW w:type="dxa" w:w="4320"/>
+          </w:tcPr>
+          <w:p>
+            <w:r>
+              <w:rPr>
+                <w:sz w:val="18"/>
+              </w:rPr>
+              <w:t>可公开回复的联系方式</w:t>
+            </w:r>
+          </w:p>
+        </w:tc>
+      </w:tr>
+    </w:tbl>
+    <w:p>
+      <w:r>
+        <w:t>统一的随信附件（多数草稿会引用）：</w:t>
+      </w:r>
+      <w:r>
+        <w:rPr>
+          <w:rFonts w:ascii="Consolas" w:hAnsi="Consolas"/>
+        </w:rPr>
+        <w:t>docs/TARGETED_DATA_REQUESTS.md</w:t>
+      </w:r>
+      <w:r>
+        <w:t xml:space="preserve">（说明整体需求），必要时加 </w:t>
+      </w:r>
+      <w:r>
+        <w:rPr>
+          <w:rFonts w:ascii="Consolas" w:hAnsi="Consolas"/>
+        </w:rPr>
+        <w:t>configs/temporal_absolute_kinetics_protocol.json</w:t>
+      </w:r>
+      <w:r>
+        <w:t>（准入协议原文）。</w:t>
+      </w:r>
+    </w:p>
+    <w:p>
+      <w:pPr>
+        <w:pStyle w:val="Heading1"/>
+      </w:pPr>
+      <w:r>
+        <w:t>清单</w:t>
+      </w:r>
+    </w:p>
+    <w:p>
+      <w:pPr>
+        <w:pStyle w:val="Heading2"/>
+      </w:pPr>
+      <w:r>
+        <w:t>第一优先（缺了这两条，项目就停在原地）</w:t>
+      </w:r>
+    </w:p>
+    <w:tbl>
+      <w:tblPr>
+        <w:tblStyle w:val="TableGrid"/>
+        <w:tblW w:type="auto" w:w="0"/>
+        <w:tblLook w:firstColumn="1" w:firstRow="1" w:lastColumn="0" w:lastRow="0" w:noHBand="0" w:noVBand="1" w:val="04A0"/>
+      </w:tblPr>
+      <w:tblGrid>
+        <w:gridCol w:w="1728"/>
+        <w:gridCol w:w="1728"/>
+        <w:gridCol w:w="1728"/>
+        <w:gridCol w:w="1728"/>
+        <w:gridCol w:w="1728"/>
+      </w:tblGrid>
+      <w:tr>
+        <w:tc>
+          <w:tcPr>
+            <w:tcW w:type="dxa" w:w="1728"/>
+          </w:tcPr>
+          <w:p>
+            <w:r>
+              <w:rPr>
+                <w:b/>
+                <w:sz w:val="18"/>
+              </w:rPr>
+              <w:t>#</w:t>
+            </w:r>
+          </w:p>
+        </w:tc>
+        <w:tc>
+          <w:tcPr>
+            <w:tcW w:type="dxa" w:w="1728"/>
+          </w:tcPr>
+          <w:p>
+            <w:r>
+              <w:rPr>
+                <w:b/>
+                <w:sz w:val="18"/>
+              </w:rPr>
+              <w:t>收件人</w:t>
+            </w:r>
+          </w:p>
+        </w:tc>
+        <w:tc>
+          <w:tcPr>
+            <w:tcW w:type="dxa" w:w="1728"/>
+          </w:tcPr>
+          <w:p>
+            <w:r>
+              <w:rPr>
+                <w:b/>
+                <w:sz w:val="18"/>
+              </w:rPr>
+              <w:t>主题</w:t>
+            </w:r>
+          </w:p>
+        </w:tc>
+        <w:tc>
+          <w:tcPr>
+            <w:tcW w:type="dxa" w:w="1728"/>
+          </w:tcPr>
+          <w:p>
+            <w:r>
+              <w:rPr>
+                <w:b/>
+                <w:sz w:val="18"/>
+              </w:rPr>
+              <w:t>附件</w:t>
+            </w:r>
+          </w:p>
+        </w:tc>
+        <w:tc>
+          <w:tcPr>
+            <w:tcW w:type="dxa" w:w="1728"/>
+          </w:tcPr>
+          <w:p>
+            <w:r>
+              <w:rPr>
+                <w:b/>
+                <w:sz w:val="18"/>
+              </w:rPr>
+              <w:t>待填</w:t>
+            </w:r>
+          </w:p>
+        </w:tc>
+      </w:tr>
+      <w:tr>
+        <w:tc>
+          <w:tcPr>
+            <w:tcW w:type="dxa" w:w="1728"/>
+          </w:tcPr>
+          <w:p>
+            <w:r>
+              <w:rPr>
+                <w:b/>
+                <w:sz w:val="18"/>
+              </w:rPr>
+              <w:t>1</w:t>
+            </w:r>
+          </w:p>
+        </w:tc>
+        <w:tc>
+          <w:tcPr>
+            <w:tcW w:type="dxa" w:w="1728"/>
+          </w:tcPr>
+          <w:p>
+            <w:r>
+              <w:rPr>
+                <w:sz w:val="18"/>
+              </w:rPr>
+              <w:t xml:space="preserve">Mark C. Hall </w:t>
+            </w:r>
+            <w:r>
+              <w:rPr>
+                <w:rFonts w:ascii="Consolas" w:hAnsi="Consolas"/>
+                <w:sz w:val="18"/>
+              </w:rPr>
+              <w:t>&lt;mchall@purdue.edu&gt;</w:t>
+            </w:r>
+            <w:r>
+              <w:rPr>
+                <w:sz w:val="18"/>
+              </w:rPr>
+              <w:t>&lt;br&gt;备用通道：Purdue 图书馆数据表单</w:t>
+            </w:r>
+          </w:p>
+        </w:tc>
+        <w:tc>
+          <w:tcPr>
+            <w:tcW w:type="dxa" w:w="1728"/>
+          </w:tcPr>
+          <w:p>
+            <w:r>
+              <w:rPr>
+                <w:sz w:val="18"/>
+              </w:rPr>
+              <w:t>Request for files and construct metadata for dataset 10.4231/429k-qe94</w:t>
+            </w:r>
+          </w:p>
+        </w:tc>
+        <w:tc>
+          <w:tcPr>
+            <w:tcW w:type="dxa" w:w="1728"/>
+          </w:tcPr>
+          <w:p>
+            <w:r>
+              <w:rPr>
+                <w:rFonts w:ascii="Consolas" w:hAnsi="Consolas"/>
+                <w:sz w:val="18"/>
+              </w:rPr>
+              <w:t>docs/TARGETED_DATA_REQUESTS.md</w:t>
+            </w:r>
+            <w:r>
+              <w:rPr>
+                <w:sz w:val="18"/>
+              </w:rPr>
+              <w:t>&lt;br&gt;</w:t>
+            </w:r>
+            <w:r>
+              <w:rPr>
+                <w:rFonts w:ascii="Consolas" w:hAnsi="Consolas"/>
+                <w:sz w:val="18"/>
+              </w:rPr>
+              <w:t>configs/temporal_absolute_kinetics_protocol.json</w:t>
+            </w:r>
+          </w:p>
+        </w:tc>
+        <w:tc>
+          <w:tcPr>
+            <w:tcW w:type="dxa" w:w="1728"/>
+          </w:tcPr>
+          <w:p>
+            <w:r>
+              <w:rPr>
+                <w:sz w:val="18"/>
+              </w:rPr>
+              <w:t>仅发件人字段</w:t>
+            </w:r>
+          </w:p>
+        </w:tc>
+      </w:tr>
+      <w:tr>
+        <w:tc>
+          <w:tcPr>
+            <w:tcW w:type="dxa" w:w="1728"/>
+          </w:tcPr>
+          <w:p>
+            <w:r>
+              <w:rPr>
+                <w:b/>
+                <w:sz w:val="18"/>
+              </w:rPr>
+              <w:t>8</w:t>
+            </w:r>
+          </w:p>
+        </w:tc>
+        <w:tc>
+          <w:tcPr>
+            <w:tcW w:type="dxa" w:w="1728"/>
+          </w:tcPr>
+          <w:p>
+            <w:r>
+              <w:rPr>
+                <w:b/>
+                <w:sz w:val="18"/>
+              </w:rPr>
+              <w:t>需你指定真实合作方</w:t>
+            </w:r>
+            <w:r>
+              <w:rPr>
+                <w:sz w:val="18"/>
+              </w:rPr>
+              <w:t>（当前为占位符）</w:t>
+            </w:r>
+          </w:p>
+        </w:tc>
+        <w:tc>
+          <w:tcPr>
+            <w:tcW w:type="dxa" w:w="1728"/>
+          </w:tcPr>
+          <w:p>
+            <w:r>
+              <w:rPr>
+                <w:sz w:val="18"/>
+              </w:rPr>
+              <w:t>Independent multi-family enzyme kcat measurement panel for a frozen evaluation</w:t>
+            </w:r>
+          </w:p>
+        </w:tc>
+        <w:tc>
+          <w:tcPr>
+            <w:tcW w:type="dxa" w:w="1728"/>
+          </w:tcPr>
+          <w:p>
+            <w:r>
+              <w:rPr>
+                <w:sz w:val="18"/>
+              </w:rPr>
+              <w:t>无（可附准入协议）</w:t>
+            </w:r>
+          </w:p>
+        </w:tc>
+        <w:tc>
+          <w:tcPr>
+            <w:tcW w:type="dxa" w:w="1728"/>
+          </w:tcPr>
+          <w:p>
+            <w:r>
+              <w:rPr>
+                <w:sz w:val="18"/>
+              </w:rPr>
+              <w:t xml:space="preserve">发件人字段 + </w:t>
+            </w:r>
+            <w:r>
+              <w:rPr>
+                <w:b/>
+                <w:sz w:val="18"/>
+              </w:rPr>
+              <w:t>收件人身份</w:t>
+            </w:r>
+          </w:p>
+        </w:tc>
+      </w:tr>
+    </w:tbl>
+    <w:p>
+      <w:pPr>
+        <w:pStyle w:val="ListBullet"/>
+      </w:pPr>
+      <w:r>
+        <w:rPr>
+          <w:b/>
+        </w:rPr>
+        <w:t>第 1 号</w:t>
+      </w:r>
+      <w:r>
+        <w:t>：DataCite 显示该数据集有 43 个文件，但仓库端点从本地访问失败（TLS 错误）。要的是文件本身或恢复访问，不是新实验。</w:t>
+      </w:r>
+    </w:p>
+    <w:p>
+      <w:pPr>
+        <w:pStyle w:val="ListBullet"/>
+      </w:pPr>
+      <w:r>
+        <w:rPr>
+          <w:b/>
+        </w:rPr>
+        <w:t>第 8 号</w:t>
+      </w:r>
+      <w:r>
+        <w:t>：唯一能补上 108 条缺口的途径（5 家族 ×20 测定）。需要你判断哪位老师/哪个组适合承接，以及是否以本组名义发起合作。</w:t>
+      </w:r>
+    </w:p>
+    <w:p>
+      <w:pPr>
+        <w:pStyle w:val="Heading2"/>
+      </w:pPr>
+      <w:r>
+        <w:t>第二优先（另两条工作流的解锁开关）</w:t>
+      </w:r>
+    </w:p>
+    <w:tbl>
+      <w:tblPr>
+        <w:tblStyle w:val="TableGrid"/>
+        <w:tblW w:type="auto" w:w="0"/>
+        <w:tblLook w:firstColumn="1" w:firstRow="1" w:lastColumn="0" w:lastRow="0" w:noHBand="0" w:noVBand="1" w:val="04A0"/>
+      </w:tblPr>
+      <w:tblGrid>
+        <w:gridCol w:w="1728"/>
+        <w:gridCol w:w="1728"/>
+        <w:gridCol w:w="1728"/>
+        <w:gridCol w:w="1728"/>
+        <w:gridCol w:w="1728"/>
+      </w:tblGrid>
+      <w:tr>
+        <w:tc>
+          <w:tcPr>
+            <w:tcW w:type="dxa" w:w="1728"/>
+          </w:tcPr>
+          <w:p>
+            <w:r>
+              <w:rPr>
+                <w:b/>
+                <w:sz w:val="18"/>
+              </w:rPr>
+              <w:t>#</w:t>
+            </w:r>
+          </w:p>
+        </w:tc>
+        <w:tc>
+          <w:tcPr>
+            <w:tcW w:type="dxa" w:w="1728"/>
+          </w:tcPr>
+          <w:p>
+            <w:r>
+              <w:rPr>
+                <w:b/>
+                <w:sz w:val="18"/>
+              </w:rPr>
+              <w:t>收件人</w:t>
+            </w:r>
+          </w:p>
+        </w:tc>
+        <w:tc>
+          <w:tcPr>
+            <w:tcW w:type="dxa" w:w="1728"/>
+          </w:tcPr>
+          <w:p>
+            <w:r>
+              <w:rPr>
+                <w:b/>
+                <w:sz w:val="18"/>
+              </w:rPr>
+              <w:t>主题</w:t>
+            </w:r>
+          </w:p>
+        </w:tc>
+        <w:tc>
+          <w:tcPr>
+            <w:tcW w:type="dxa" w:w="1728"/>
+          </w:tcPr>
+          <w:p>
+            <w:r>
+              <w:rPr>
+                <w:b/>
+                <w:sz w:val="18"/>
+              </w:rPr>
+              <w:t>附件</w:t>
+            </w:r>
+          </w:p>
+        </w:tc>
+        <w:tc>
+          <w:tcPr>
+            <w:tcW w:type="dxa" w:w="1728"/>
+          </w:tcPr>
+          <w:p>
+            <w:r>
+              <w:rPr>
+                <w:b/>
+                <w:sz w:val="18"/>
+              </w:rPr>
+              <w:t>待填</w:t>
+            </w:r>
+          </w:p>
+        </w:tc>
+      </w:tr>
+      <w:tr>
+        <w:tc>
+          <w:tcPr>
+            <w:tcW w:type="dxa" w:w="1728"/>
+          </w:tcPr>
+          <w:p>
+            <w:r>
+              <w:rPr>
+                <w:b/>
+                <w:sz w:val="18"/>
+              </w:rPr>
+              <w:t>2</w:t>
+            </w:r>
+          </w:p>
+        </w:tc>
+        <w:tc>
+          <w:tcPr>
+            <w:tcW w:type="dxa" w:w="1728"/>
+          </w:tcPr>
+          <w:p>
+            <w:r>
+              <w:rPr>
+                <w:sz w:val="18"/>
+              </w:rPr>
+              <w:t xml:space="preserve">SABIO-RK 团队 </w:t>
+            </w:r>
+            <w:r>
+              <w:rPr>
+                <w:rFonts w:ascii="Consolas" w:hAnsi="Consolas"/>
+                <w:sz w:val="18"/>
+              </w:rPr>
+              <w:t>&lt;sabiork@h-its.org&gt;</w:t>
+            </w:r>
+            <w:r>
+              <w:rPr>
+                <w:sz w:val="18"/>
+              </w:rPr>
+              <w:t xml:space="preserve">&lt;br&gt;升级通道：HITS </w:t>
+            </w:r>
+            <w:r>
+              <w:rPr>
+                <w:rFonts w:ascii="Consolas" w:hAnsi="Consolas"/>
+                <w:sz w:val="18"/>
+              </w:rPr>
+              <w:t>&lt;info@h-its.org&gt;</w:t>
+            </w:r>
+          </w:p>
+        </w:tc>
+        <w:tc>
+          <w:tcPr>
+            <w:tcW w:type="dxa" w:w="1728"/>
+          </w:tcPr>
+          <w:p>
+            <w:r>
+              <w:rPr>
+                <w:sz w:val="18"/>
+              </w:rPr>
+              <w:t>Permission and exact-assay-sequence request for governed Km model training</w:t>
+            </w:r>
+          </w:p>
+        </w:tc>
+        <w:tc>
+          <w:tcPr>
+            <w:tcW w:type="dxa" w:w="1728"/>
+          </w:tcPr>
+          <w:p>
+            <w:r>
+              <w:rPr>
+                <w:rFonts w:ascii="Consolas" w:hAnsi="Consolas"/>
+                <w:sz w:val="18"/>
+              </w:rPr>
+              <w:t>artifacts/external/governed-km-sabio-rk/blocker.json</w:t>
+            </w:r>
+            <w:r>
+              <w:rPr>
+                <w:sz w:val="18"/>
+              </w:rPr>
+              <w:t>&lt;br&gt;</w:t>
+            </w:r>
+            <w:r>
+              <w:rPr>
+                <w:rFonts w:ascii="Consolas" w:hAnsi="Consolas"/>
+                <w:sz w:val="18"/>
+              </w:rPr>
+              <w:t>docs/TARGETED_DATA_REQUESTS.md</w:t>
+            </w:r>
+          </w:p>
+        </w:tc>
+        <w:tc>
+          <w:tcPr>
+            <w:tcW w:type="dxa" w:w="1728"/>
+          </w:tcPr>
+          <w:p>
+            <w:r>
+              <w:rPr>
+                <w:sz w:val="18"/>
+              </w:rPr>
+              <w:t>仅发件人字段</w:t>
+            </w:r>
+          </w:p>
+        </w:tc>
+      </w:tr>
+      <w:tr>
+        <w:tc>
+          <w:tcPr>
+            <w:tcW w:type="dxa" w:w="1728"/>
+          </w:tcPr>
+          <w:p>
+            <w:r>
+              <w:rPr>
+                <w:b/>
+                <w:sz w:val="18"/>
+              </w:rPr>
+              <w:t>3</w:t>
+            </w:r>
+          </w:p>
+        </w:tc>
+        <w:tc>
+          <w:tcPr>
+            <w:tcW w:type="dxa" w:w="1728"/>
+          </w:tcPr>
+          <w:p>
+            <w:r>
+              <w:rPr>
+                <w:sz w:val="18"/>
+              </w:rPr>
+              <w:t xml:space="preserve">Eduard Kerkhoven </w:t>
+            </w:r>
+            <w:r>
+              <w:rPr>
+                <w:rFonts w:ascii="Consolas" w:hAnsi="Consolas"/>
+                <w:sz w:val="18"/>
+              </w:rPr>
+              <w:t>&lt;eduardk@chalmers.se&gt;</w:t>
+            </w:r>
+            <w:r>
+              <w:rPr>
+                <w:sz w:val="18"/>
+              </w:rPr>
+              <w:t>&lt;br&gt;备用：yeast-GEM 仓库 issue</w:t>
+            </w:r>
+          </w:p>
+        </w:tc>
+        <w:tc>
+          <w:tcPr>
+            <w:tcW w:type="dxa" w:w="1728"/>
+          </w:tcPr>
+          <w:p>
+            <w:r>
+              <w:rPr>
+                <w:sz w:val="18"/>
+              </w:rPr>
+              <w:t>Data dictionary and provenance for yeast-GEM v9.1.0 anaerobic flux table</w:t>
+            </w:r>
+          </w:p>
+        </w:tc>
+        <w:tc>
+          <w:tcPr>
+            <w:tcW w:type="dxa" w:w="1728"/>
+          </w:tcPr>
+          <w:p>
+            <w:r>
+              <w:rPr>
+                <w:rFonts w:ascii="Consolas" w:hAnsi="Consolas"/>
+                <w:sz w:val="18"/>
+              </w:rPr>
+              <w:t>artifacts/experimental-yeast-flux/blocker.json</w:t>
+            </w:r>
+            <w:r>
+              <w:rPr>
+                <w:sz w:val="18"/>
+              </w:rPr>
+              <w:t>&lt;br&gt;</w:t>
+            </w:r>
+            <w:r>
+              <w:rPr>
+                <w:rFonts w:ascii="Consolas" w:hAnsi="Consolas"/>
+                <w:sz w:val="18"/>
+              </w:rPr>
+              <w:t>docs/TARGETED_DATA_REQUESTS.md</w:t>
+            </w:r>
+          </w:p>
+        </w:tc>
+        <w:tc>
+          <w:tcPr>
+            <w:tcW w:type="dxa" w:w="1728"/>
+          </w:tcPr>
+          <w:p>
+            <w:r>
+              <w:rPr>
+                <w:sz w:val="18"/>
+              </w:rPr>
+              <w:t>仅发件人字段</w:t>
+            </w:r>
+          </w:p>
+        </w:tc>
+      </w:tr>
+    </w:tbl>
+    <w:p>
+      <w:pPr>
+        <w:pStyle w:val="ListBullet"/>
+      </w:pPr>
+      <w:r>
+        <w:rPr>
+          <w:b/>
+        </w:rPr>
+        <w:t>第 2 号</w:t>
+      </w:r>
+      <w:r>
+        <w:t>：要的是</w:t>
+      </w:r>
+      <w:r>
+        <w:rPr>
+          <w:b/>
+        </w:rPr>
+        <w:t>使用许可</w:t>
+      </w:r>
+      <w:r>
+        <w:t>（能否训练、能否存检查点、能否发表），不是数据本身。启用 Km 训练。</w:t>
+      </w:r>
+    </w:p>
+    <w:p>
+      <w:pPr>
+        <w:pStyle w:val="ListBullet"/>
+      </w:pPr>
+      <w:r>
+        <w:rPr>
+          <w:b/>
+        </w:rPr>
+        <w:t>第 3 号</w:t>
+      </w:r>
+      <w:r>
+        <w:t>：要的是</w:t>
+      </w:r>
+      <w:r>
+        <w:rPr>
+          <w:b/>
+        </w:rPr>
+        <w:t>数据字典</w:t>
+      </w:r>
+      <w:r>
+        <w:t>（该通量表无表头，列含义未知）。启用实验通量训练。</w:t>
+      </w:r>
+    </w:p>
+    <w:p>
+      <w:pPr>
+        <w:pStyle w:val="Heading2"/>
+      </w:pPr>
+      <w:r>
+        <w:t>第三优先（逐条抢救已有文献，渐进收益）</w:t>
+      </w:r>
+    </w:p>
+    <w:tbl>
+      <w:tblPr>
+        <w:tblStyle w:val="TableGrid"/>
+        <w:tblW w:type="auto" w:w="0"/>
+        <w:tblLook w:firstColumn="1" w:firstRow="1" w:lastColumn="0" w:lastRow="0" w:noHBand="0" w:noVBand="1" w:val="04A0"/>
+      </w:tblPr>
+      <w:tblGrid>
+        <w:gridCol w:w="1728"/>
+        <w:gridCol w:w="1728"/>
+        <w:gridCol w:w="1728"/>
+        <w:gridCol w:w="1728"/>
+        <w:gridCol w:w="1728"/>
+      </w:tblGrid>
+      <w:tr>
+        <w:tc>
+          <w:tcPr>
+            <w:tcW w:type="dxa" w:w="1728"/>
+          </w:tcPr>
+          <w:p>
+            <w:r>
+              <w:rPr>
+                <w:b/>
+                <w:sz w:val="18"/>
+              </w:rPr>
+              <w:t>#</w:t>
+            </w:r>
+          </w:p>
+        </w:tc>
+        <w:tc>
+          <w:tcPr>
+            <w:tcW w:type="dxa" w:w="1728"/>
+          </w:tcPr>
+          <w:p>
+            <w:r>
+              <w:rPr>
+                <w:b/>
+                <w:sz w:val="18"/>
+              </w:rPr>
+              <w:t>收件人</w:t>
+            </w:r>
+          </w:p>
+        </w:tc>
+        <w:tc>
+          <w:tcPr>
+            <w:tcW w:type="dxa" w:w="1728"/>
+          </w:tcPr>
+          <w:p>
+            <w:r>
+              <w:rPr>
+                <w:b/>
+                <w:sz w:val="18"/>
+              </w:rPr>
+              <w:t>主题</w:t>
+            </w:r>
+          </w:p>
+        </w:tc>
+        <w:tc>
+          <w:tcPr>
+            <w:tcW w:type="dxa" w:w="1728"/>
+          </w:tcPr>
+          <w:p>
+            <w:r>
+              <w:rPr>
+                <w:b/>
+                <w:sz w:val="18"/>
+              </w:rPr>
+              <w:t>预计可得</w:t>
+            </w:r>
+          </w:p>
+        </w:tc>
+        <w:tc>
+          <w:tcPr>
+            <w:tcW w:type="dxa" w:w="1728"/>
+          </w:tcPr>
+          <w:p>
+            <w:r>
+              <w:rPr>
+                <w:b/>
+                <w:sz w:val="18"/>
+              </w:rPr>
+              <w:t>待填</w:t>
+            </w:r>
+          </w:p>
+        </w:tc>
+      </w:tr>
+      <w:tr>
+        <w:tc>
+          <w:tcPr>
+            <w:tcW w:type="dxa" w:w="1728"/>
+          </w:tcPr>
+          <w:p>
+            <w:r>
+              <w:rPr>
+                <w:b/>
+                <w:sz w:val="18"/>
+              </w:rPr>
+              <w:t>5</w:t>
+            </w:r>
+          </w:p>
+        </w:tc>
+        <w:tc>
+          <w:tcPr>
+            <w:tcW w:type="dxa" w:w="1728"/>
+          </w:tcPr>
+          <w:p>
+            <w:r>
+              <w:rPr>
+                <w:sz w:val="18"/>
+              </w:rPr>
+              <w:t xml:space="preserve">Tina R. Tuveng </w:t>
+            </w:r>
+            <w:r>
+              <w:rPr>
+                <w:rFonts w:ascii="Consolas" w:hAnsi="Consolas"/>
+                <w:sz w:val="18"/>
+              </w:rPr>
+              <w:t>&lt;tina.tuveng@nmbu.no&gt;</w:t>
+            </w:r>
+          </w:p>
+        </w:tc>
+        <w:tc>
+          <w:tcPr>
+            <w:tcW w:type="dxa" w:w="1728"/>
+          </w:tcPr>
+          <w:p>
+            <w:r>
+              <w:rPr>
+                <w:sz w:val="18"/>
+              </w:rPr>
+              <w:t>Oxygen saturation evidence for steady-state kcat assays in DOI 10.1021/acs.biochem.6c00183</w:t>
+            </w:r>
+          </w:p>
+        </w:tc>
+        <w:tc>
+          <w:tcPr>
+            <w:tcW w:type="dxa" w:w="1728"/>
+          </w:tcPr>
+          <w:p>
+            <w:r>
+              <w:rPr>
+                <w:sz w:val="18"/>
+              </w:rPr>
+              <w:t>最多 27 行（需氧饱和证据）</w:t>
+            </w:r>
+          </w:p>
+        </w:tc>
+        <w:tc>
+          <w:tcPr>
+            <w:tcW w:type="dxa" w:w="1728"/>
+          </w:tcPr>
+          <w:p>
+            <w:r>
+              <w:rPr>
+                <w:sz w:val="18"/>
+              </w:rPr>
+              <w:t>仅发件人字段</w:t>
+            </w:r>
+          </w:p>
+        </w:tc>
+      </w:tr>
+      <w:tr>
+        <w:tc>
+          <w:tcPr>
+            <w:tcW w:type="dxa" w:w="1728"/>
+          </w:tcPr>
+          <w:p>
+            <w:r>
+              <w:rPr>
+                <w:b/>
+                <w:sz w:val="18"/>
+              </w:rPr>
+              <w:t>6</w:t>
+            </w:r>
+          </w:p>
+        </w:tc>
+        <w:tc>
+          <w:tcPr>
+            <w:tcW w:type="dxa" w:w="1728"/>
+          </w:tcPr>
+          <w:p>
+            <w:r>
+              <w:rPr>
+                <w:sz w:val="18"/>
+              </w:rPr>
+              <w:t xml:space="preserve">Yifeng Wei </w:t>
+            </w:r>
+            <w:r>
+              <w:rPr>
+                <w:rFonts w:ascii="Consolas" w:hAnsi="Consolas"/>
+                <w:sz w:val="18"/>
+              </w:rPr>
+              <w:t>&lt;wei_yifeng@sifbi.a-star.edu.sg&gt;</w:t>
+            </w:r>
+            <w:r>
+              <w:rPr>
+                <w:sz w:val="18"/>
+              </w:rPr>
+              <w:t xml:space="preserve">&lt;br&gt;Xinan Jiao </w:t>
+            </w:r>
+            <w:r>
+              <w:rPr>
+                <w:rFonts w:ascii="Consolas" w:hAnsi="Consolas"/>
+                <w:sz w:val="18"/>
+              </w:rPr>
+              <w:t>&lt;jiao@yzu.edu.cn&gt;</w:t>
+            </w:r>
+            <w:r>
+              <w:rPr>
+                <w:sz w:val="18"/>
+              </w:rPr>
+              <w:t xml:space="preserve">&lt;br&gt;Yan Zhou </w:t>
+            </w:r>
+            <w:r>
+              <w:rPr>
+                <w:rFonts w:ascii="Consolas" w:hAnsi="Consolas"/>
+                <w:sz w:val="18"/>
+              </w:rPr>
+              <w:t>&lt;yan_zhou@yzu.edu.cn&gt;</w:t>
+            </w:r>
+          </w:p>
+        </w:tc>
+        <w:tc>
+          <w:tcPr>
+            <w:tcW w:type="dxa" w:w="1728"/>
+          </w:tcPr>
+          <w:p>
+            <w:r>
+              <w:rPr>
+                <w:sz w:val="18"/>
+              </w:rPr>
+              <w:t>Exact assayed fusion sequences for the kinetic rows in DOI 10.1002/advs.202512937</w:t>
+            </w:r>
+          </w:p>
+        </w:tc>
+        <w:tc>
+          <w:tcPr>
+            <w:tcW w:type="dxa" w:w="1728"/>
+          </w:tcPr>
+          <w:p>
+            <w:r>
+              <w:rPr>
+                <w:sz w:val="18"/>
+              </w:rPr>
+              <w:t>4 行（Table 2 第 2/5/8/11 行）</w:t>
+            </w:r>
+          </w:p>
+        </w:tc>
+        <w:tc>
+          <w:tcPr>
+            <w:tcW w:type="dxa" w:w="1728"/>
+          </w:tcPr>
+          <w:p>
+            <w:r>
+              <w:rPr>
+                <w:sz w:val="18"/>
+              </w:rPr>
+              <w:t>仅发件人字段</w:t>
+            </w:r>
+          </w:p>
+        </w:tc>
+      </w:tr>
+      <w:tr>
+        <w:tc>
+          <w:tcPr>
+            <w:tcW w:type="dxa" w:w="1728"/>
+          </w:tcPr>
+          <w:p>
+            <w:r>
+              <w:rPr>
+                <w:b/>
+                <w:sz w:val="18"/>
+              </w:rPr>
+              <w:t>7</w:t>
+            </w:r>
+          </w:p>
+        </w:tc>
+        <w:tc>
+          <w:tcPr>
+            <w:tcW w:type="dxa" w:w="1728"/>
+          </w:tcPr>
+          <w:p>
+            <w:r>
+              <w:rPr>
+                <w:sz w:val="18"/>
+              </w:rPr>
+              <w:t xml:space="preserve">Sulan Luo </w:t>
+            </w:r>
+            <w:r>
+              <w:rPr>
+                <w:rFonts w:ascii="Consolas" w:hAnsi="Consolas"/>
+                <w:sz w:val="18"/>
+              </w:rPr>
+              <w:t>&lt;sulan2g021@xu.edu.cn&gt;</w:t>
+            </w:r>
+            <w:r>
+              <w:rPr>
+                <w:sz w:val="18"/>
+              </w:rPr>
+              <w:t xml:space="preserve">&lt;br&gt;Yong Wu </w:t>
+            </w:r>
+            <w:r>
+              <w:rPr>
+                <w:rFonts w:ascii="Consolas" w:hAnsi="Consolas"/>
+                <w:sz w:val="18"/>
+              </w:rPr>
+              <w:t>&lt;wuyong@gxu.edu.cn&gt;</w:t>
+            </w:r>
+          </w:p>
+        </w:tc>
+        <w:tc>
+          <w:tcPr>
+            <w:tcW w:type="dxa" w:w="1728"/>
+          </w:tcPr>
+          <w:p>
+            <w:r>
+              <w:rPr>
+                <w:sz w:val="18"/>
+              </w:rPr>
+              <w:t>Assayed VaPAL2 active-core termini and GN10-SL structure for DOI 10.1016/j.jbc.2026.111301</w:t>
+            </w:r>
+          </w:p>
+        </w:tc>
+        <w:tc>
+          <w:tcPr>
+            <w:tcW w:type="dxa" w:w="1728"/>
+          </w:tcPr>
+          <w:p>
+            <w:r>
+              <w:rPr>
+                <w:sz w:val="18"/>
+              </w:rPr>
+              <w:t>待定（活性核心末端 + 底物结构）</w:t>
+            </w:r>
+          </w:p>
+        </w:tc>
+        <w:tc>
+          <w:tcPr>
+            <w:tcW w:type="dxa" w:w="1728"/>
+          </w:tcPr>
+          <w:p>
+            <w:r>
+              <w:rPr>
+                <w:sz w:val="18"/>
+              </w:rPr>
+              <w:t>仅发件人字段</w:t>
+            </w:r>
+          </w:p>
+        </w:tc>
+      </w:tr>
+      <w:tr>
+        <w:tc>
+          <w:tcPr>
+            <w:tcW w:type="dxa" w:w="1728"/>
+          </w:tcPr>
+          <w:p>
+            <w:r>
+              <w:rPr>
+                <w:b/>
+                <w:sz w:val="18"/>
+              </w:rPr>
+              <w:t>4</w:t>
+            </w:r>
+          </w:p>
+        </w:tc>
+        <w:tc>
+          <w:tcPr>
+            <w:tcW w:type="dxa" w:w="1728"/>
+          </w:tcPr>
+          <w:p>
+            <w:r>
+              <w:rPr>
+                <w:b/>
+                <w:sz w:val="18"/>
+              </w:rPr>
+              <w:t>需你指定真实实验合作者</w:t>
+            </w:r>
+          </w:p>
+        </w:tc>
+        <w:tc>
+          <w:tcPr>
+            <w:tcW w:type="dxa" w:w="1728"/>
+          </w:tcPr>
+          <w:p>
+            <w:r>
+              <w:rPr>
+                <w:sz w:val="18"/>
+              </w:rPr>
+              <w:t>Invitation to run an independently custodied blind enzyme candidate campaign</w:t>
+            </w:r>
+          </w:p>
+        </w:tc>
+        <w:tc>
+          <w:tcPr>
+            <w:tcW w:type="dxa" w:w="1728"/>
+          </w:tcPr>
+          <w:p>
+            <w:r>
+              <w:rPr>
+                <w:sz w:val="18"/>
+              </w:rPr>
+              <w:t>三份 handoff 文件（见下）</w:t>
+            </w:r>
+          </w:p>
+        </w:tc>
+        <w:tc>
+          <w:tcPr>
+            <w:tcW w:type="dxa" w:w="1728"/>
+          </w:tcPr>
+          <w:p>
+            <w:r>
+              <w:rPr>
+                <w:sz w:val="18"/>
+              </w:rPr>
+              <w:t xml:space="preserve">发件人字段 + </w:t>
+            </w:r>
+            <w:r>
+              <w:rPr>
+                <w:b/>
+                <w:sz w:val="18"/>
+              </w:rPr>
+              <w:t>收件人身份</w:t>
+            </w:r>
+          </w:p>
+        </w:tc>
+      </w:tr>
+    </w:tbl>
+    <w:p>
+      <w:r>
+        <w:t>第 4 号的随信包（</w:t>
+      </w:r>
+      <w:r>
+        <w:rPr>
+          <w:rFonts w:ascii="Consolas" w:hAnsi="Consolas"/>
+        </w:rPr>
+        <w:t>artifacts/external/prospective-candidate-ranking/handoff/</w:t>
+      </w:r>
+      <w:r>
+        <w:t>）：</w:t>
+      </w:r>
+      <w:r>
+        <w:rPr>
+          <w:rFonts w:ascii="Consolas" w:hAnsi="Consolas"/>
+        </w:rPr>
+        <w:t>README.md</w:t>
+      </w:r>
+      <w:r>
+        <w:t>、</w:t>
+      </w:r>
+      <w:r>
+        <w:rPr>
+          <w:rFonts w:ascii="Consolas" w:hAnsi="Consolas"/>
+        </w:rPr>
+        <w:t>protocol.json</w:t>
+      </w:r>
+      <w:r>
+        <w:t>、</w:t>
+      </w:r>
+      <w:r>
+        <w:rPr>
+          <w:rFonts w:ascii="Consolas" w:hAnsi="Consolas"/>
+        </w:rPr>
+        <w:t>custodian-agreement.template.json</w:t>
+      </w:r>
+      <w:r>
+        <w:t>。它是唯一要求</w:t>
+      </w:r>
+      <w:r>
+        <w:rPr>
+          <w:b/>
+        </w:rPr>
+        <w:t>独立保管人</w:t>
+      </w:r>
+      <w:r>
+        <w:t>的设计——标签在预测存入前不向建模方公开。</w:t>
+      </w:r>
+    </w:p>
+    <w:p>
+      <w:pPr>
+        <w:pStyle w:val="Heading1"/>
+      </w:pPr>
+      <w:r>
+        <w:t>发送后各记一行</w:t>
+      </w:r>
+    </w:p>
+    <w:p>
+      <w:r>
+        <w:t xml:space="preserve">每发出一封，在队列里补记 </w:t>
+      </w:r>
+      <w:r>
+        <w:rPr>
+          <w:rFonts w:ascii="Consolas" w:hAnsi="Consolas"/>
+        </w:rPr>
+        <w:t>sent_at</w:t>
+      </w:r>
+      <w:r>
+        <w:t xml:space="preserve"> 与邮件引用即可（</w:t>
+      </w:r>
+      <w:r>
+        <w:rPr>
+          <w:rFonts w:ascii="Consolas" w:hAnsi="Consolas"/>
+        </w:rPr>
+        <w:t>artifacts/external/external-request-queue.json</w:t>
+      </w:r>
+      <w:r>
+        <w:t xml:space="preserve">），进度会反映到项目面板上。目前面板显示 </w:t>
+      </w:r>
+      <w:r>
+        <w:rPr>
+          <w:b/>
+        </w:rPr>
+        <w:t>0 / 8</w:t>
+      </w:r>
+      <w:r>
+        <w:t>。</w:t>
+      </w:r>
+    </w:p>
+    <w:p>
+      <w:pPr>
+        <w:pStyle w:val="Heading1"/>
+      </w:pPr>
+      <w:r>
+        <w:t>一处需要你补登记的技术细节</w:t>
+      </w:r>
+    </w:p>
+    <w:p>
+      <w:r>
+        <w:t>第 5、6、7、8 号目前</w:t>
+      </w:r>
+      <w:r>
+        <w:rPr>
+          <w:b/>
+        </w:rPr>
+        <w:t>没有进入请求队列</w:t>
+      </w:r>
+      <w:r>
+        <w:t>（只有草稿文件），面板因此把它们计为"未登记"。发送前需要先补队列条目，否则发出的信在项目记录里是缺失的——这会直接影响后续"哪些请求已发、是否收到回复"的可追溯性。</w:t>
+      </w:r>
+    </w:p>
     <w:sectPr>
       <w:pgSz w:w="12240" w:h="15840"/>
       <w:pgMar w:top="1440" w:right="1800" w:bottom="1440" w:left="1800" w:header="720" w:footer="720" w:gutter="0"/>
